--- a/Assets/AI/Documentacion/Base/Requerimientos_Sistemas_SilicaII.docx
+++ b/Assets/AI/Documentacion/Base/Requerimientos_Sistemas_SilicaII.docx
@@ -5060,6 +5060,51 @@
         <w:t>El flujo menu -&gt; gameplay -&gt; save -&gt; load -&gt; restore funciona.</w:t>
       </w:r>
     </w:p>
+    <w:p>
+      <w:r>
+        <w:br w:type="page"/>
+      </w:r>
+    </w:p>
+    <w:p>
+      <w:pPr>
+        <w:pStyle w:val="Heading1"/>
+      </w:pPr>
+      <w:r>
+        <w:t>Requerimiento - Perspective</w:t>
+      </w:r>
+    </w:p>
+    <w:p>
+      <w:pPr>
+        <w:pStyle w:val="ListBullet"/>
+      </w:pPr>
+      <w:r>
+        <w:t>El sistema de perspectiva debe alternar entre primera y tercera persona sin duplicar input, movimiento, audio ni SaveLoad.</w:t>
+      </w:r>
+    </w:p>
+    <w:p>
+      <w:pPr>
+        <w:pStyle w:val="ListBullet"/>
+      </w:pPr>
+      <w:r>
+        <w:t>El input de alternancia debe entrar por PlayerInputHandler y usar la accion Player.Camera.</w:t>
+      </w:r>
+    </w:p>
+    <w:p>
+      <w:pPr>
+        <w:pStyle w:val="ListBullet"/>
+      </w:pPr>
+      <w:r>
+        <w:t>La tercera persona debe ser presentacion visual/camara conectada por Inspector.</w:t>
+      </w:r>
+    </w:p>
+    <w:p>
+      <w:pPr>
+        <w:pStyle w:val="ListBullet"/>
+      </w:pPr>
+      <w:r>
+        <w:t>El modelo animado debe leer estado desde MovementController mediante un presenter, no desde Input System directo.</w:t>
+      </w:r>
+    </w:p>
     <w:sectPr>
       <w:pgSz w:w="12240" w:h="15840"/>
       <w:pgMar w:top="1080" w:right="1080" w:bottom="1080" w:left="1080" w:header="720" w:footer="720" w:gutter="0"/>
